--- a/thesis/chapters/Rozdzial_5_Ewaluacja_modeli.docx
+++ b/thesis/chapters/Rozdzial_5_Ewaluacja_modeli.docx
@@ -170,7 +170,7 @@
           <w:rFonts w:ascii="Times New Roman" w:hAnsi="Times New Roman" w:eastAsia="Times New Roman"/>
           <w:sz w:val="24"/>
         </w:rPr>
-        <w:t>Do próby włączono wyłącznie obserwacje spełniające zamrożone kryteria przynależności do historycznego uniwersum, posiadające dostępny target oraz dopuszczony status cech X_t. Oznacza to, że estymand ma charakter warunkowy: wyniki odnoszą się do spółka-lat, dla których można było wiarygodnie odtworzyć zarówno informacje finansowe dostępne w momencie predykcji, jak i porównywalną etykietę przyszłego pogorszenia. Nie należy utożsamiać próby z całą populacją emitentów raportujących do SEC ani z pełnym zbiorem spółek znajdujących się w trudnej sytuacji finansowej.</w:t>
+        <w:t>Do próby włączono wyłącznie obserwacje spełniające zamrożone kryteria przynależności do historycznego uniwersum, posiadające dostępny target oraz dopuszczony status cech X_t. Pula train 2011–2020 obejmowała 47 938 kwalifikujących się obserwacji spółka-rok. Po wymogu dostępnego targetu pozostało 19 784 obserwacji (41,27%), a po dodatkowym wymogu dopuszczalnego statusu cech X_t — 19 671 (41,03%). W pełnym finalnym filing-first universe z lat 2011–2024 target był dostępny dla 26 602 z 64 901 obserwacji (40,99%). Historyczna wartość 52,46% odnosiła się wyłącznie do starszej populacji freeze-gate 14 122/26 917 i nie opisuje finalnego universe ani próby modelowej. Oznacza to, że estymand ma charakter warunkowy: wyniki odnoszą się do spółka-lat, dla których można było wiarygodnie odtworzyć zarówno informacje finansowe dostępne w momencie predykcji, jak i porównywalną etykietę przyszłego pogorszenia. Nie należy utożsamiać próby z całą populacją emitentów raportujących do SEC ani z pełnym zbiorem spółek znajdujących się w trudnej sytuacji finansowej.</w:t>
       </w:r>
     </w:p>
     <w:p>
